--- a/Paladin_Compliance_1.17_Governance_Monitoring_Validation_and_Institutional_Self_Assessment.docx
+++ b/Paladin_Compliance_1.17_Governance_Monitoring_Validation_and_Institutional_Self_Assessment.docx
@@ -25,7 +25,7 @@
         <w:keepNext w:val="0"/>
       </w:pPr>
       <w:r>
-        <w:t>Organizations implementing this framework are expected to distinguish monitoring from validation. Monitoring observes signals that may indicate governance health or weakness. Validation tests whether those signals correspond to actual operating conditions. Oversight interprets the results and determines whether action, escalation, qualification, redesign, or assurance recalibration is required. Where these functions collapse into a single reporting ritual, governance may continue to generate activity while losing the ability to recognize its own deterioration.</w:t>
+        <w:t>Organizations implementing this framework are expected to distinguish monitoring from validation. Monitoring observes signals that may indicate governance health or weakness. Validation tests whether those signals correspond to actual operating conditions. Oversight interprets the results and determines whether action, escalation, qualification, redesign, or confidence recalibration is required. Where these functions collapse into a single reporting ritual, governance may continue to generate activity while losing the ability to recognize its own deterioration.</w:t>
       </w:r>
     </w:p>
     <w:p>
@@ -932,7 +932,7 @@
                 <w:color w:val="2F3A4A"/>
                 <w:sz w:val="16"/>
               </w:rPr>
-              <w:t>Customer responses, public trust statements, board narratives, maturity claims, and assurance-bearing summaries.</w:t>
+              <w:t>Customer responses, public trust statements, board narratives, maturity claims, and confidence-bearing summaries.</w:t>
             </w:r>
           </w:p>
         </w:tc>
@@ -960,7 +960,7 @@
                 <w:color w:val="2F3A4A"/>
                 <w:sz w:val="16"/>
               </w:rPr>
-              <w:t>Stale assurance, scope drift, confidence inflation, and external reliance expansion.</w:t>
+              <w:t>Stale confidence, scope drift, confidence inflation, and external reliance expansion.</w:t>
             </w:r>
           </w:p>
         </w:tc>
@@ -1668,7 +1668,7 @@
                 <w:color w:val="2F3A4A"/>
                 <w:sz w:val="16"/>
               </w:rPr>
-              <w:t>Assurance signal</w:t>
+              <w:t>Confidence signal</w:t>
             </w:r>
           </w:p>
         </w:tc>
@@ -1724,7 +1724,7 @@
                 <w:color w:val="2F3A4A"/>
                 <w:sz w:val="16"/>
               </w:rPr>
-              <w:t>Positive assurance can outlast the evidence basis that originally made it defensible.</w:t>
+              <w:t>Positive confidence can outlast the evidence basis that originally made it defensible.</w:t>
             </w:r>
           </w:p>
         </w:tc>
@@ -1780,7 +1780,7 @@
                 <w:color w:val="2F3A4A"/>
                 <w:sz w:val="16"/>
               </w:rPr>
-              <w:t>The assurance statement includes evidence date, scope, limitation, owner, and refresh trigger.</w:t>
+              <w:t>The confidence statement includes evidence date, scope, limitation, owner, and refresh trigger.</w:t>
             </w:r>
           </w:p>
         </w:tc>
@@ -2572,7 +2572,7 @@
                 <w:color w:val="2F3A4A"/>
                 <w:sz w:val="16"/>
               </w:rPr>
-              <w:t>Monitor exception age, recurrence, workaround dependency, and whether repeated items changed assurance language.</w:t>
+              <w:t>Monitor exception age, recurrence, workaround dependency, and whether repeated items changed confidence language.</w:t>
             </w:r>
           </w:p>
         </w:tc>
@@ -4721,7 +4721,7 @@
         <w:keepNext w:val="0"/>
       </w:pPr>
       <w:r>
-        <w:t>Review integrity depends on independence of interpretation, access to source evidence, freedom to identify uncertainty, and authority to route findings beyond the assessed function. The institution does not need every validation activity to be performed by a separate assurance group. It does need the review design to prevent the owner of a process from becoming the sole interpreter of whether that process remains governable.</w:t>
+        <w:t>Review integrity depends on independence of interpretation, access to source evidence, freedom to identify uncertainty, and authority to route findings beyond the assessed function. The institution does not need every validation activity to be performed by a separate confidence group. It does need the review design to prevent the owner of a process from becoming the sole interpreter of whether that process remains governable.</w:t>
       </w:r>
     </w:p>
     <w:p>
@@ -5622,7 +5622,7 @@
                 <w:color w:val="2F3A4A"/>
                 <w:sz w:val="16"/>
               </w:rPr>
-              <w:t>Track recurrence, age, cumulative exposure, and whether assurance language changed.</w:t>
+              <w:t>Track recurrence, age, cumulative exposure, and whether confidence language changed.</w:t>
             </w:r>
           </w:p>
         </w:tc>
@@ -7122,7 +7122,7 @@
                 <w:color w:val="2F3A4A"/>
                 <w:sz w:val="16"/>
               </w:rPr>
-              <w:t>Open questions are converted into follow-up items without affecting assurance.</w:t>
+              <w:t>Open questions are converted into follow-up items without affecting confidence.</w:t>
             </w:r>
           </w:p>
         </w:tc>
@@ -7467,7 +7467,7 @@
         <w:keepNext w:val="0"/>
       </w:pPr>
       <w:r>
-        <w:t>Validation tests whether governance understanding is true enough to support decision, assurance, and reliance. It must test reality rather than documentation alone. The validation pathway may begin with a report, but it must be capable of reaching the process, population, owner, evidence source, exception route, and decision authority that give the report governance meaning.</w:t>
+        <w:t>Validation tests whether governance understanding is true enough to support decision, confidence, and reliance. It must test reality rather than documentation alone. The validation pathway may begin with a report, but it must be capable of reaching the process, population, owner, evidence source, exception route, and decision authority that give the report governance meaning.</w:t>
       </w:r>
     </w:p>
     <w:p>
@@ -8293,7 +8293,7 @@
                 <w:color w:val="2F3A4A"/>
                 <w:sz w:val="16"/>
               </w:rPr>
-              <w:t>Can externally relied-upon assurance language be tied to current evidence, limitation, and accountable approval?</w:t>
+              <w:t>Can externally relied-upon confidence language be tied to current evidence, limitation, and accountable approval?</w:t>
             </w:r>
           </w:p>
         </w:tc>
@@ -8349,7 +8349,7 @@
                 <w:color w:val="2F3A4A"/>
                 <w:sz w:val="16"/>
               </w:rPr>
-              <w:t>Tests trust posture and assurance survivability.</w:t>
+              <w:t>Tests trust posture and confidence survivability.</w:t>
             </w:r>
           </w:p>
         </w:tc>
@@ -8399,7 +8399,7 @@
         <w:keepNext/>
       </w:pPr>
       <w:r>
-        <w:t>Operational Reality Verification Structures</w:t>
+        <w:t>Operational Reality Evidence Review Structures</w:t>
       </w:r>
     </w:p>
     <w:tbl>
@@ -8454,7 +8454,7 @@
                 <w:color w:val="17365D"/>
                 <w:sz w:val="17"/>
               </w:rPr>
-              <w:t>Verification Structure</w:t>
+              <w:t>Documentation Structure</w:t>
             </w:r>
           </w:p>
         </w:tc>
@@ -9118,7 +9118,7 @@
                 <w:color w:val="2F3A4A"/>
                 <w:sz w:val="16"/>
               </w:rPr>
-              <w:t>Stale assurance, overstatement, and reused language without review.</w:t>
+              <w:t>Stale confidence, overstatement, and reused language without review.</w:t>
             </w:r>
           </w:p>
         </w:tc>
@@ -9592,7 +9592,7 @@
                 <w:color w:val="2F3A4A"/>
                 <w:sz w:val="16"/>
               </w:rPr>
-              <w:t>Exceptions are captured, routed, owned, and reflected in assurance language.</w:t>
+              <w:t>Exceptions are captured, routed, owned, and reflected in confidence language.</w:t>
             </w:r>
           </w:p>
         </w:tc>
@@ -10055,7 +10055,7 @@
                 <w:color w:val="2F3A4A"/>
                 <w:sz w:val="16"/>
               </w:rPr>
-              <w:t>Escalate when unreconstructable decisions support ongoing assurance.</w:t>
+              <w:t>Escalate when unreconstructable decisions support ongoing confidence.</w:t>
             </w:r>
           </w:p>
         </w:tc>
@@ -12082,7 +12082,7 @@
         <w:keepNext w:val="0"/>
       </w:pPr>
       <w:r>
-        <w:t>Institutional self-awareness is visible when governance can describe its own uncertainty. A mature monitoring system does not merely report what is known. It identifies what is not observable, what depends on fragile assumptions, what signals are weak, where evidence is aging, which committees are saturated, and which assurance statements require recalibration. The institution becomes more trustworthy when it can name the limits of its own visibility.</w:t>
+        <w:t>Institutional self-awareness is visible when governance can describe its own uncertainty. A mature monitoring system does not merely report what is known. It identifies what is not observable, what depends on fragile assumptions, what signals are weak, where evidence is aging, which committees are saturated, and which confidence statements require recalibration. The institution becomes more trustworthy when it can name the limits of its own visibility.</w:t>
       </w:r>
     </w:p>
     <w:p>
@@ -12464,7 +12464,7 @@
                 <w:color w:val="2F3A4A"/>
                 <w:sz w:val="16"/>
               </w:rPr>
-              <w:t>Identifies inherited assumptions behind control scope, evidence sufficiency, escalation routing, and assurance statements.</w:t>
+              <w:t>Identifies inherited assumptions behind control scope, evidence sufficiency, escalation routing, and confidence statements.</w:t>
             </w:r>
           </w:p>
         </w:tc>
@@ -12754,7 +12754,7 @@
                 <w:color w:val="2F3A4A"/>
                 <w:sz w:val="16"/>
               </w:rPr>
-              <w:t>Tests whether assurance-bearing language remains defensible for its audience and use.</w:t>
+              <w:t>Tests whether confidence-bearing language remains defensible for its audience and use.</w:t>
             </w:r>
           </w:p>
         </w:tc>
@@ -13317,7 +13317,7 @@
                 <w:color w:val="2F3A4A"/>
                 <w:sz w:val="16"/>
               </w:rPr>
-              <w:t>Prevents uncertainty from being converted into implied assurance.</w:t>
+              <w:t>Prevents uncertainty from being converted into implied confidence.</w:t>
             </w:r>
           </w:p>
         </w:tc>
@@ -14806,7 +14806,7 @@
                 <w:color w:val="2F3A4A"/>
                 <w:sz w:val="16"/>
               </w:rPr>
-              <w:t>A later reviewer can see whether positive assurance was contested.</w:t>
+              <w:t>A later reviewer can see whether positive confidence was contested.</w:t>
             </w:r>
           </w:p>
         </w:tc>
@@ -15084,7 +15084,7 @@
                 <w:color w:val="2F3A4A"/>
                 <w:sz w:val="16"/>
               </w:rPr>
-              <w:t>The signal may create assurance faster than validation can confirm it.</w:t>
+              <w:t>The signal may create confidence faster than validation can confirm it.</w:t>
             </w:r>
           </w:p>
         </w:tc>
@@ -15747,7 +15747,7 @@
         <w:keepNext w:val="0"/>
       </w:pPr>
       <w:r>
-        <w:t>Governance monitoring under this framework shall be maintained as an institutional sensing capability rather than a passive reporting routine. Monitoring shall identify whether governance controls, evidence, decision authority, escalation pathways, representations, dependencies, and oversight forums continue to correspond to current operating reality. Monitoring artifacts shall not be treated as assurance unless their scope, source, interpretation, limitation, and validation basis are clear.</w:t>
+        <w:t>Governance monitoring under this framework shall be maintained as an institutional sensing capability rather than a passive reporting routine. Monitoring shall identify whether governance controls, evidence, decision authority, escalation pathways, representations, dependencies, and oversight forums continue to correspond to current operating reality. Monitoring artifacts shall not be treated as confidence unless their scope, source, interpretation, limitation, and validation basis are clear.</w:t>
       </w:r>
     </w:p>
     <w:p>
@@ -15756,7 +15756,7 @@
         <w:keepNext w:val="0"/>
       </w:pPr>
       <w:r>
-        <w:t>Governance validation shall test whether monitored signals are materially true, decision-relevant, and sufficient for the reliance being placed upon them. Validation shall not rely solely on policy review, meeting minutes, dashboard status, control-owner attestation, or evidence-file presence. Validation shall include operational reality testing where the monitored condition affects external reliance, executive decision-making, assurance posture, material exposure, or institutional resilience.</w:t>
+        <w:t>Governance validation shall test whether monitored signals are materially true, decision-relevant, and sufficient for the reliance being placed upon them. Validation shall not rely solely on policy review, meeting minutes, dashboard status, control-owner attestation, or evidence-file presence. Validation shall include operational reality testing where the monitored condition affects external reliance, executive decision-making, confidence posture, material exposure, or institutional resilience.</w:t>
       </w:r>
     </w:p>
     <w:p>
@@ -15774,7 +15774,7 @@
         <w:keepNext w:val="0"/>
       </w:pPr>
       <w:r>
-        <w:t>Monitoring programs shall distinguish activity, signal, interpretation, validation, oversight, assurance, and understanding. Activity indicates that a governance step occurred. A signal indicates a possible condition. Interpretation assigns meaning. Validation tests reality. Oversight determines action. Assurance supports reliance. Understanding requires the institution to know what its monitoring can and cannot see.</w:t>
+        <w:t>Monitoring programs shall distinguish activity, signal, interpretation, validation, oversight, confidence, and understanding. Activity indicates that a governance step occurred. A signal indicates a possible condition. Interpretation assigns meaning. Validation tests reality. Oversight determines action. Confidence supports reliance. Understanding requires the institution to know what its monitoring can and cannot see.</w:t>
       </w:r>
     </w:p>
     <w:p>
@@ -15783,7 +15783,7 @@
         <w:keepNext w:val="0"/>
       </w:pPr>
       <w:r>
-        <w:t>Governance monitoring shall include blind-spot detection. The institution shall periodically test whether material workflows, vendors, representations, AI-assisted processes, exception routes, evidence populations, and dependency chains are outside the observed field. Absence of visible issue shall not be treated as positive assurance where monitoring scope, source reliability, or detection logic is incomplete.</w:t>
+        <w:t>Governance monitoring shall include blind-spot detection. The institution shall periodically test whether material workflows, vendors, representations, AI-assisted processes, exception routes, evidence populations, and dependency chains are outside the observed field. Absence of visible issue shall not be treated as positive confidence where monitoring scope, source reliability, or detection logic is incomplete.</w:t>
       </w:r>
     </w:p>
     <w:p>
@@ -15792,7 +15792,7 @@
         <w:keepNext w:val="0"/>
       </w:pPr>
       <w:r>
-        <w:t>AI-assisted monitoring outputs shall require source traceability, uncertainty retention, model-limit disclosure, and human interpretation before they are used for oversight, assurance, or external reliance. Generated summaries, automated scores, anomaly alerts, synthesized dashboards, and executive narratives shall be validated against source evidence and operational reality when they influence governance decisions or confidence signaling.</w:t>
+        <w:t>AI-assisted monitoring outputs shall require source traceability, uncertainty retention, model-limit disclosure, and human interpretation before they are used for oversight, confidence, or external reliance. Generated summaries, automated scores, anomaly alerts, synthesized dashboards, and executive narratives shall be validated against source evidence and operational reality when they influence governance decisions or confidence signaling.</w:t>
       </w:r>
     </w:p>
     <w:p>
@@ -15801,7 +15801,7 @@
         <w:keepNext w:val="0"/>
       </w:pPr>
       <w:r>
-        <w:t>Challenge functions shall be preserved as part of monitoring integrity. Challenge shall test assumptions, signal quality, evidence sufficiency, interpretation, representation accuracy, and unresolved dependency. Challenge outcomes shall be tracked by their effect on governance decisions, control design, assurance language, escalation, and residual-exposure treatment rather than by the number of questions asked.</w:t>
+        <w:t>Challenge functions shall be preserved as part of monitoring integrity. Challenge shall test assumptions, signal quality, evidence sufficiency, interpretation, representation accuracy, and unresolved dependency. Challenge outcomes shall be tracked by their effect on governance decisions, control design, confidence language, escalation, and residual-exposure treatment rather than by the number of questions asked.</w:t>
       </w:r>
     </w:p>
     <w:p>
